--- a/CG_20250619162013/TechnicalDocument.docx
+++ b/CG_20250619162013/TechnicalDocument.docx
@@ -17,15 +17,12 @@
         <w:rPr>
           <w:rFonts w:ascii="Courier" w:hAnsi="Courier"/>
         </w:rPr>
-        <w:t># **Technical Documentation**</w:t>
-        <w:br/>
-        <w:br/>
-        <w:t>---</w:t>
+        <w:t># **Technical Document**</w:t>
         <w:br/>
         <w:br/>
         <w:t>## **Introduction**</w:t>
         <w:br/>
-        <w:t>This Python-based application is a user registration and management system built using the Flask web framework and MongoDB as the database. It provides functionalities for user registration, login, password recovery, saving personal information, and retrieving food preferences. The application ensures secure handling of user data by employing password hashing and validation mechanisms.</w:t>
+        <w:t>This project is a Flask-based web application designed to handle user registration, authentication, and profile management. It integrates with a MongoDB database for persistent storage of user data. The application includes features such as user registration, login, password recovery, saving personal information, and fetching predefined food preferences. It also enforces validation rules for user input to ensure data integrity and security.</w:t>
         <w:br/>
         <w:br/>
         <w:t>---</w:t>
@@ -33,19 +30,19 @@
         <w:br/>
         <w:t>## **Problem Statement**</w:t>
         <w:br/>
-        <w:t>The application addresses the following problems:</w:t>
+        <w:t>The primary problems addressed by this code are:</w:t>
         <w:br/>
-        <w:t>1. **User Registration**: Simplifying the process of registering users with email or phone-based credentials.</w:t>
+        <w:t>1. **User Registration and Authentication**: Securely registering users and allowing them to log in with valid credentials.</w:t>
         <w:br/>
-        <w:t>2. **User Authentication**: Providing a secure mechanism for user login and password management.</w:t>
+        <w:t>2. **Data Validation**: Ensuring that user-provided data (e.g., email, phone number, password, and personal information) adheres to specific formats and constraints.</w:t>
         <w:br/>
-        <w:t>3. **Data Validation**: Ensuring that user inputs such as email, phone, and passwords meet specific format and security requirements.</w:t>
+        <w:t>3. **Password Recovery**: Providing a mechanism for users to recover their accounts using security questions.</w:t>
         <w:br/>
-        <w:t>4. **Personal Information Management**: Allowing users to save and update their personal information securely.</w:t>
+        <w:t>4. **Profile Management**: Allowing users to save and update their personal information.</w:t>
         <w:br/>
-        <w:t>5. **Food Preferences Retrieval**: Offering a predefined list of food preferences for users to choose from.</w:t>
+        <w:t>5. **Food Preferences**: Providing a predefined list of food preferences for users.</w:t>
         <w:br/>
-        <w:t>6. **Password Recovery**: Facilitating the recovery of forgotten passwords through security questions.</w:t>
+        <w:t>6. **Security**: Ensuring sensitive information like passwords is securely stored using hashing.</w:t>
         <w:br/>
         <w:br/>
         <w:t>---</w:t>
@@ -53,19 +50,19 @@
         <w:br/>
         <w:t>## **Solution Approach**</w:t>
         <w:br/>
-        <w:t>The solution employs the following approaches:</w:t>
+        <w:t>To address the above problems, the following solution approaches were implemented:</w:t>
         <w:br/>
-        <w:t>1. **Flask Framework**: A lightweight and scalable web framework to handle HTTP requests and responses.</w:t>
+        <w:t>1. **Flask Framework**: Used Flask to create a lightweight and scalable web application.</w:t>
         <w:br/>
-        <w:t>2. **MongoDB**: A NoSQL database to store user data, including credentials and personal information.</w:t>
+        <w:t>2. **MongoDB Integration**: Leveraged MongoDB for storing user data in a flexible and schema-less manner.</w:t>
         <w:br/>
-        <w:t>3. **Data Validation**: Regular expressions and custom validation functions to ensure the integrity of user inputs.</w:t>
+        <w:t>3. **Validation with Regular Expressions**: Used regex patterns to validate email, phone numbers, and passwords.</w:t>
         <w:br/>
-        <w:t>4. **Password Hashing**: The `werkzeug.security` library is used to hash passwords, ensuring secure storage.</w:t>
+        <w:t>4. **Password Hashing**: Utilized `werkzeug.security` to hash passwords securely before storing them in the database.</w:t>
         <w:br/>
-        <w:t>5. **RESTful API Design**: Each functionality is exposed as a RESTful API endpoint for easy integration and scalability.</w:t>
+        <w:t>5. **RESTful API Endpoints**: Designed RESTful endpoints for user registration, login, password recovery, and profile management.</w:t>
         <w:br/>
-        <w:t>6. **Error Handling**: Comprehensive error handling to provide meaningful feedback to users and ensure application stability.</w:t>
+        <w:t>6. **Error Handling**: Implemented robust error handling to provide meaningful feedback to users and ensure application stability.</w:t>
         <w:br/>
         <w:br/>
         <w:t>---</w:t>
@@ -73,70 +70,95 @@
         <w:br/>
         <w:t>## **Functionality of Code**</w:t>
         <w:br/>
-        <w:t>### **1. User Registration (`/register`)**</w:t>
+        <w:t>The code provides the following functionalities:</w:t>
         <w:br/>
-        <w:t>- **Purpose**: Allows users to register with an email or phone number, password, and security question.</w:t>
+        <w:br/>
+        <w:t>### **1. User Registration**</w:t>
+        <w:br/>
+        <w:t>- **Endpoint**: `/register` (POST)</w:t>
+        <w:br/>
+        <w:t>- **Description**: Registers a new user by validating their email/phone, password, and security question.</w:t>
         <w:br/>
         <w:t>- **Key Features**:</w:t>
         <w:br/>
-        <w:t xml:space="preserve">  - Validates email or phone format.</w:t>
+        <w:t xml:space="preserve">  - Validates email or phone number format.</w:t>
         <w:br/>
-        <w:t xml:space="preserve">  - Ensures password complexity and matches confirmation password.</w:t>
+        <w:t xml:space="preserve">  - Ensures password meets complexity requirements (uppercase, lowercase, number, special character, and minimum length of 8).</w:t>
         <w:br/>
         <w:t xml:space="preserve">  - Hashes the password before storing it in the database.</w:t>
         <w:br/>
-        <w:t xml:space="preserve">  - Stores user credentials and security question in MongoDB.</w:t>
         <w:br/>
+        <w:t>### **2. Password Recovery**</w:t>
         <w:br/>
-        <w:t>### **2. Forgot Password (`/forgot-password`)**</w:t>
+        <w:t>- **Endpoint**: `/forgot-password` (POST)</w:t>
         <w:br/>
-        <w:t>- **Purpose**: Enables users to recover their password using a security question.</w:t>
+        <w:t>- **Description**: Allows users to recover their accounts by answering a security question.</w:t>
         <w:br/>
         <w:t>- **Key Features**:</w:t>
         <w:br/>
-        <w:t xml:space="preserve">  - Verifies the user's identity using the email/phone and security question answer.</w:t>
+        <w:t xml:space="preserve">  - Validates the provided email/phone and security answer.</w:t>
         <w:br/>
-        <w:t xml:space="preserve">  - Sends a password reset link (mocked in this implementation).</w:t>
+        <w:t xml:space="preserve">  - Simulates sending a password reset link.</w:t>
         <w:br/>
         <w:br/>
-        <w:t>### **3. Save Personal Information (`/save-personal-info`)**</w:t>
+        <w:t>### **3. Save Personal Information**</w:t>
         <w:br/>
-        <w:t>- **Purpose**: Allows users to save or update their personal information.</w:t>
+        <w:t>- **Endpoint**: `/save-personal-info` (POST)</w:t>
+        <w:br/>
+        <w:t>- **Description**: Saves or updates the user's personal information, such as name, age, sex, address, and profile picture.</w:t>
         <w:br/>
         <w:t>- **Key Features**:</w:t>
         <w:br/>
-        <w:t xml:space="preserve">  - Validates personal details such as name, age, sex, and address.</w:t>
+        <w:t xml:space="preserve">  - Validates personal information fields (e.g., name must contain only alphabets, age must be between 18 and 99, etc.).</w:t>
         <w:br/>
-        <w:t xml:space="preserve">  - Updates the user's record in the database with the provided information.</w:t>
+        <w:t xml:space="preserve">  - Updates the user's record in the database.</w:t>
         <w:br/>
         <w:br/>
-        <w:t>### **4. Retrieve Food Preferences (`/food-preferences`)**</w:t>
+        <w:t>### **4. Food Preferences**</w:t>
         <w:br/>
-        <w:t>- **Purpose**: Provides a predefined list of food preferences.</w:t>
+        <w:t>- **Endpoint**: `/food-preferences` (GET)</w:t>
+        <w:br/>
+        <w:t>- **Description**: Returns a predefined list of top 10 food preferences.</w:t>
         <w:br/>
         <w:t>- **Key Features**:</w:t>
         <w:br/>
-        <w:t xml:space="preserve">  - Returns a static list of food preferences as a JSON response.</w:t>
+        <w:t xml:space="preserve">  - Provides a static list of food preferences.</w:t>
         <w:br/>
         <w:br/>
-        <w:t>### **5. User Login (`/login`)**</w:t>
+        <w:t>### **5. User Login**</w:t>
         <w:br/>
-        <w:t>- **Purpose**: Authenticates users using their email/phone and password.</w:t>
+        <w:t>- **Endpoint**: `/login` (POST)</w:t>
+        <w:br/>
+        <w:t>- **Description**: Authenticates a user by verifying their email/phone and password.</w:t>
         <w:br/>
         <w:t>- **Key Features**:</w:t>
         <w:br/>
-        <w:t xml:space="preserve">  - Verifies the email/phone and password combination.</w:t>
-        <w:br/>
-        <w:t xml:space="preserve">  - Uses hashed password comparison for secure authentication.</w:t>
+        <w:t xml:space="preserve">  - Checks if the provided password matches the hashed password stored in the database.</w:t>
         <w:br/>
         <w:br/>
-        <w:t>### **6. User Logout (`/logout`)**</w:t>
+        <w:t>### **6. User Logout**</w:t>
         <w:br/>
-        <w:t>- **Purpose**: Logs out the user.</w:t>
+        <w:t>- **Endpoint**: `/logout` (POST)</w:t>
+        <w:br/>
+        <w:t>- **Description**: Simulates user logout.</w:t>
         <w:br/>
         <w:t>- **Key Features**:</w:t>
         <w:br/>
-        <w:t xml:space="preserve">  - Returns a success message indicating the user has been logged out.</w:t>
+        <w:t xml:space="preserve">  - Provides a confirmation message for successful logout.</w:t>
+        <w:br/>
+        <w:br/>
+        <w:t>### **7. Validation Functions**</w:t>
+        <w:br/>
+        <w:t>- **Email/Phone Validation**: Ensures the input is a valid email or phone number.</w:t>
+        <w:br/>
+        <w:t>- **Password Validation**: Ensures the password meets complexity requirements.</w:t>
+        <w:br/>
+        <w:t>- **Personal Information Validation**: Validates fields like name, age, sex, and address.</w:t>
+        <w:br/>
+        <w:br/>
+        <w:t>### **8. Unit Tests**</w:t>
+        <w:br/>
+        <w:t>- Includes unit tests for validating email/phone, password, and personal information.</w:t>
         <w:br/>
         <w:br/>
         <w:t>---</w:t>
@@ -144,21 +166,22 @@
         <w:br/>
         <w:t>## **Input and Output Format**</w:t>
         <w:br/>
-        <w:t>### **1. User Registration (`/register`)**</w:t>
         <w:br/>
-        <w:t>- **Input** (JSON):</w:t>
+        <w:t>### **1. User Registration**</w:t>
+        <w:br/>
+        <w:t>- **Input**:</w:t>
         <w:br/>
         <w:t xml:space="preserve">  ```json</w:t>
         <w:br/>
         <w:t xml:space="preserve">  {</w:t>
         <w:br/>
-        <w:t xml:space="preserve">    "email_or_phone": "user@example.com",</w:t>
+        <w:t xml:space="preserve">      "email_or_phone": "user@example.com",</w:t>
         <w:br/>
-        <w:t xml:space="preserve">    "password": "Password@123",</w:t>
+        <w:t xml:space="preserve">      "password": "Password1!",</w:t>
         <w:br/>
-        <w:t xml:space="preserve">    "confirm_password": "Password@123",</w:t>
+        <w:t xml:space="preserve">      "confirm_password": "Password1!",</w:t>
         <w:br/>
-        <w:t xml:space="preserve">    "security_question": "What is your pet's name?"</w:t>
+        <w:t xml:space="preserve">      "security_question": "What is your pet's name?"</w:t>
         <w:br/>
         <w:t xml:space="preserve">  }</w:t>
         <w:br/>
@@ -180,7 +203,7 @@
         <w:t>Output</w:t>
       </w:r>
       <w:r>
-        <w:t xml:space="preserve"> (JSON):</w:t>
+        <w:t>:</w:t>
       </w:r>
     </w:p>
     <w:p>
@@ -191,7 +214,7 @@
         </w:rPr>
         <w:t>{</w:t>
         <w:br/>
-        <w:t xml:space="preserve">  "message": "User registered successfully"</w:t>
+        <w:t xml:space="preserve">    "message": "User registered successfully"</w:t>
         <w:br/>
         <w:t>}</w:t>
         <w:br/>
@@ -208,20 +231,7 @@
         <w:rPr>
           <w:b/>
         </w:rPr>
-        <w:t>2. Forgot Password (</w:t>
-      </w:r>
-      <w:r>
-        <w:rPr>
-          <w:rFonts w:ascii="Courier" w:hAnsi="Courier"/>
-          <w:b/>
-        </w:rPr>
-        <w:t>/forgot-password</w:t>
-      </w:r>
-      <w:r>
-        <w:rPr>
-          <w:b/>
-        </w:rPr>
-        <w:t>)</w:t>
+        <w:t>2. Password Recovery</w:t>
       </w:r>
       <w:r/>
       <w:r/>
@@ -240,7 +250,7 @@
         <w:t>Input</w:t>
       </w:r>
       <w:r>
-        <w:t xml:space="preserve"> (JSON):</w:t>
+        <w:t>:</w:t>
       </w:r>
     </w:p>
     <w:p>
@@ -251,9 +261,9 @@
         </w:rPr>
         <w:t>{</w:t>
         <w:br/>
-        <w:t xml:space="preserve">  "email_or_phone": "user@example.com",</w:t>
+        <w:t xml:space="preserve">    "email_or_phone": "user@example.com",</w:t>
         <w:br/>
-        <w:t xml:space="preserve">  "security_answer": "Fluffy"</w:t>
+        <w:t xml:space="preserve">    "security_answer": "Fluffy"</w:t>
         <w:br/>
         <w:t>}</w:t>
         <w:br/>
@@ -275,7 +285,7 @@
         <w:t>Output</w:t>
       </w:r>
       <w:r>
-        <w:t xml:space="preserve"> (JSON):</w:t>
+        <w:t>:</w:t>
       </w:r>
     </w:p>
     <w:p>
@@ -286,7 +296,7 @@
         </w:rPr>
         <w:t>{</w:t>
         <w:br/>
-        <w:t xml:space="preserve">  "message": "Password reset link sent to user@example.com"</w:t>
+        <w:t xml:space="preserve">    "message": "Password reset link sent"</w:t>
         <w:br/>
         <w:t>}</w:t>
         <w:br/>
@@ -303,20 +313,7 @@
         <w:rPr>
           <w:b/>
         </w:rPr>
-        <w:t>3. Save Personal Information (</w:t>
-      </w:r>
-      <w:r>
-        <w:rPr>
-          <w:rFonts w:ascii="Courier" w:hAnsi="Courier"/>
-          <w:b/>
-        </w:rPr>
-        <w:t>/save-personal-info</w:t>
-      </w:r>
-      <w:r>
-        <w:rPr>
-          <w:b/>
-        </w:rPr>
-        <w:t>)</w:t>
+        <w:t>3. Save Personal Information</w:t>
       </w:r>
       <w:r/>
       <w:r/>
@@ -335,7 +332,7 @@
         <w:t>Input</w:t>
       </w:r>
       <w:r>
-        <w:t xml:space="preserve"> (JSON):</w:t>
+        <w:t>:</w:t>
       </w:r>
     </w:p>
     <w:p>
@@ -346,17 +343,17 @@
         </w:rPr>
         <w:t>{</w:t>
         <w:br/>
-        <w:t xml:space="preserve">  "email_or_phone": "user@example.com",</w:t>
+        <w:t xml:space="preserve">    "email_or_phone": "user@example.com",</w:t>
         <w:br/>
-        <w:t xml:space="preserve">  "name": "John",</w:t>
+        <w:t xml:space="preserve">    "name": "John Doe",</w:t>
         <w:br/>
-        <w:t xml:space="preserve">  "age": 25,</w:t>
+        <w:t xml:space="preserve">    "age": 30,</w:t>
         <w:br/>
-        <w:t xml:space="preserve">  "sex": "Male",</w:t>
+        <w:t xml:space="preserve">    "sex": "Male",</w:t>
         <w:br/>
-        <w:t xml:space="preserve">  "address": "123 Main St",</w:t>
+        <w:t xml:space="preserve">    "address": "123 Main St",</w:t>
         <w:br/>
-        <w:t xml:space="preserve">  "profile_picture": "base64_encoded_image"</w:t>
+        <w:t xml:space="preserve">    "profile_picture": "base64_encoded_image"</w:t>
         <w:br/>
         <w:t>}</w:t>
         <w:br/>
@@ -378,7 +375,7 @@
         <w:t>Output</w:t>
       </w:r>
       <w:r>
-        <w:t xml:space="preserve"> (JSON):</w:t>
+        <w:t>:</w:t>
       </w:r>
     </w:p>
     <w:p>
@@ -389,7 +386,7 @@
         </w:rPr>
         <w:t>{</w:t>
         <w:br/>
-        <w:t xml:space="preserve">  "message": "Personal information saved successfully"</w:t>
+        <w:t xml:space="preserve">    "message": "Personal information saved successfully"</w:t>
         <w:br/>
         <w:t>}</w:t>
         <w:br/>
@@ -406,20 +403,7 @@
         <w:rPr>
           <w:b/>
         </w:rPr>
-        <w:t>4. Retrieve Food Preferences (</w:t>
-      </w:r>
-      <w:r>
-        <w:rPr>
-          <w:rFonts w:ascii="Courier" w:hAnsi="Courier"/>
-          <w:b/>
-        </w:rPr>
-        <w:t>/food-preferences</w:t>
-      </w:r>
-      <w:r>
-        <w:rPr>
-          <w:b/>
-        </w:rPr>
-        <w:t>)</w:t>
+        <w:t>4. Food Preferences</w:t>
       </w:r>
       <w:r/>
       <w:r/>
@@ -438,7 +422,7 @@
         <w:t>Output</w:t>
       </w:r>
       <w:r>
-        <w:t xml:space="preserve"> (JSON):</w:t>
+        <w:t>:</w:t>
       </w:r>
     </w:p>
     <w:p>
@@ -449,13 +433,13 @@
         </w:rPr>
         <w:t>{</w:t>
         <w:br/>
-        <w:t xml:space="preserve">  "food_preferences": [</w:t>
+        <w:t xml:space="preserve">    "food_preferences": [</w:t>
         <w:br/>
-        <w:t xml:space="preserve">    "Indian", "Chinese", "French", "Italian", "Mexican",</w:t>
+        <w:t xml:space="preserve">        "Indian", "Chinese", "French", "Italian", "Mexican",</w:t>
         <w:br/>
-        <w:t xml:space="preserve">    "Japanese", "Thai", "American", "Greek", "Mediterranean"</w:t>
+        <w:t xml:space="preserve">        "Japanese", "Thai", "American", "Greek", "Mediterranean"</w:t>
         <w:br/>
-        <w:t xml:space="preserve">  ]</w:t>
+        <w:t xml:space="preserve">    ]</w:t>
         <w:br/>
         <w:t>}</w:t>
         <w:br/>
@@ -472,20 +456,7 @@
         <w:rPr>
           <w:b/>
         </w:rPr>
-        <w:t>5. User Login (</w:t>
-      </w:r>
-      <w:r>
-        <w:rPr>
-          <w:rFonts w:ascii="Courier" w:hAnsi="Courier"/>
-          <w:b/>
-        </w:rPr>
-        <w:t>/login</w:t>
-      </w:r>
-      <w:r>
-        <w:rPr>
-          <w:b/>
-        </w:rPr>
-        <w:t>)</w:t>
+        <w:t>5. User Login</w:t>
       </w:r>
       <w:r/>
       <w:r/>
@@ -504,7 +475,7 @@
         <w:t>Input</w:t>
       </w:r>
       <w:r>
-        <w:t xml:space="preserve"> (JSON):</w:t>
+        <w:t>:</w:t>
       </w:r>
     </w:p>
     <w:p>
@@ -515,9 +486,9 @@
         </w:rPr>
         <w:t>{</w:t>
         <w:br/>
-        <w:t xml:space="preserve">  "email_or_phone": "user@example.com",</w:t>
+        <w:t xml:space="preserve">    "email_or_phone": "user@example.com",</w:t>
         <w:br/>
-        <w:t xml:space="preserve">  "password": "Password@123"</w:t>
+        <w:t xml:space="preserve">    "password": "Password1!"</w:t>
         <w:br/>
         <w:t>}</w:t>
         <w:br/>
@@ -539,7 +510,7 @@
         <w:t>Output</w:t>
       </w:r>
       <w:r>
-        <w:t xml:space="preserve"> (JSON):</w:t>
+        <w:t>:</w:t>
       </w:r>
     </w:p>
     <w:p>
@@ -550,7 +521,7 @@
         </w:rPr>
         <w:t>{</w:t>
         <w:br/>
-        <w:t xml:space="preserve">  "message": "Login successful"</w:t>
+        <w:t xml:space="preserve">    "message": "Login successful"</w:t>
         <w:br/>
         <w:t>}</w:t>
         <w:br/>
@@ -567,20 +538,7 @@
         <w:rPr>
           <w:b/>
         </w:rPr>
-        <w:t>6. User Logout (</w:t>
-      </w:r>
-      <w:r>
-        <w:rPr>
-          <w:rFonts w:ascii="Courier" w:hAnsi="Courier"/>
-          <w:b/>
-        </w:rPr>
-        <w:t>/logout</w:t>
-      </w:r>
-      <w:r>
-        <w:rPr>
-          <w:b/>
-        </w:rPr>
-        <w:t>)</w:t>
+        <w:t>6. User Logout</w:t>
       </w:r>
       <w:r/>
       <w:r/>
@@ -599,7 +557,7 @@
         <w:t>Output</w:t>
       </w:r>
       <w:r>
-        <w:t xml:space="preserve"> (JSON):</w:t>
+        <w:t>:</w:t>
       </w:r>
     </w:p>
     <w:p>
@@ -610,7 +568,7 @@
         </w:rPr>
         <w:t>{</w:t>
         <w:br/>
-        <w:t xml:space="preserve">  "message": "Logout successful"</w:t>
+        <w:t xml:space="preserve">    "message": "Logout successful"</w:t>
         <w:br/>
         <w:t>}</w:t>
         <w:br/>
@@ -642,7 +600,7 @@
     <w:p>
       <w:r/>
       <w:r>
-        <w:t>This application provides a robust and secure solution for user registration, authentication, and management. By leveraging Flask for API development and MongoDB for data storage, it ensures scalability and flexibility. The inclusion of data validation and password hashing enhances security, making it suitable for real-world use cases. The modular design and RESTful API structure make it easy to integrate with other systems or extend its functionality.</w:t>
+        <w:t>This Flask-based web application provides a robust solution for user registration, authentication, and profile management. By leveraging MongoDB for data storage and implementing secure practices like password hashing and input validation, the application ensures both functionality and security. The inclusion of unit tests further ensures the reliability of the code. This project serves as a scalable and secure foundation for building user-centric applications.</w:t>
       </w:r>
       <w:r/>
     </w:p>
